--- a/案例报告.docx
+++ b/案例报告.docx
@@ -4,6 +4,920 @@
   <w:body>
     <w:p>
       <w:pPr>
+        <w:spacing w:before="480" w:after="80"/>
+        <w:jc w:val="center"/>
+      </w:pPr>
+      <w:r>
+        <w:rPr>
+          <w:rFonts w:ascii="Times New Roman" w:hAnsi="Times New Roman" w:eastAsia="黑体"/>
+          <w:b/>
+          <w:sz w:val="32"/>
+        </w:rPr>
+        <w:t>第九届“智享杯”全国大学生经济管理类实验案例分析大赛</w:t>
+      </w:r>
+    </w:p>
+    <w:p>
+      <w:pPr>
+        <w:spacing w:before="0" w:after="1800"/>
+        <w:jc w:val="center"/>
+      </w:pPr>
+      <w:r>
+        <w:rPr>
+          <w:rFonts w:ascii="Times New Roman" w:hAnsi="Times New Roman" w:eastAsia="黑体"/>
+          <w:b w:val="0"/>
+          <w:sz w:val="28"/>
+        </w:rPr>
+        <w:t>（学生赛区 · 数据分析案例）</w:t>
+      </w:r>
+    </w:p>
+    <w:p>
+      <w:pPr>
+        <w:spacing w:before="1200" w:after="200"/>
+        <w:jc w:val="center"/>
+      </w:pPr>
+      <w:r>
+        <w:rPr>
+          <w:rFonts w:ascii="Times New Roman" w:hAnsi="Times New Roman" w:eastAsia="黑体"/>
+          <w:b/>
+          <w:sz w:val="52"/>
+        </w:rPr>
+        <w:t>AI 选股信号该配多大仓位？</w:t>
+      </w:r>
+    </w:p>
+    <w:p>
+      <w:pPr>
+        <w:spacing w:before="0" w:after="600"/>
+        <w:jc w:val="center"/>
+      </w:pPr>
+      <w:r>
+        <w:rPr>
+          <w:rFonts w:ascii="Times New Roman" w:hAnsi="Times New Roman" w:eastAsia="黑体"/>
+          <w:b/>
+          <w:sz w:val="40"/>
+        </w:rPr>
+        <w:t>——虚拟仿真下的风险预算干预实验</w:t>
+      </w:r>
+    </w:p>
+    <w:p>
+      <w:pPr>
+        <w:spacing w:before="0" w:after="1800"/>
+        <w:jc w:val="center"/>
+      </w:pPr>
+      <w:r>
+        <w:rPr>
+          <w:rFonts w:ascii="Times New Roman" w:hAnsi="Times New Roman" w:eastAsia="仿宋"/>
+          <w:b/>
+          <w:sz w:val="36"/>
+        </w:rPr>
+        <w:t>实验教学案例分析报告</w:t>
+      </w:r>
+    </w:p>
+    <w:p>
+      <w:pPr>
+        <w:spacing w:before="0" w:after="160"/>
+        <w:jc w:val="center"/>
+      </w:pPr>
+      <w:r>
+        <w:rPr>
+          <w:rFonts w:ascii="Times New Roman" w:hAnsi="Times New Roman" w:eastAsia="仿宋"/>
+          <w:b w:val="0"/>
+          <w:sz w:val="28"/>
+        </w:rPr>
+        <w:t>参赛团队：大赛匿名评审版</w:t>
+      </w:r>
+    </w:p>
+    <w:p>
+      <w:pPr>
+        <w:spacing w:before="0" w:after="0"/>
+        <w:jc w:val="center"/>
+      </w:pPr>
+      <w:r>
+        <w:rPr>
+          <w:rFonts w:ascii="Times New Roman" w:hAnsi="Times New Roman" w:eastAsia="仿宋"/>
+          <w:b w:val="0"/>
+          <w:sz w:val="28"/>
+        </w:rPr>
+        <w:t>完成日期：2026 年 10 月 31 日</w:t>
+      </w:r>
+    </w:p>
+    <w:p>
+      <w:pPr>
+        <w:pageBreakBefore/>
+        <w:spacing w:after="360"/>
+        <w:jc w:val="center"/>
+      </w:pPr>
+      <w:r>
+        <w:rPr>
+          <w:rFonts w:ascii="Times New Roman" w:hAnsi="Times New Roman" w:eastAsia="黑体"/>
+          <w:b/>
+          <w:sz w:val="44"/>
+        </w:rPr>
+        <w:t>目　　录</w:t>
+      </w:r>
+    </w:p>
+    <w:p>
+      <w:pPr>
+        <w:tabs>
+          <w:tab w:pos="8731" w:val="right" w:leader="dot"/>
+        </w:tabs>
+        <w:spacing w:after="80"/>
+        <w:ind w:left="0"/>
+      </w:pPr>
+      <w:r>
+        <w:rPr>
+          <w:rFonts w:ascii="Times New Roman" w:hAnsi="Times New Roman" w:eastAsia="宋体"/>
+          <w:b/>
+          <w:sz w:val="24"/>
+        </w:rPr>
+        <w:t>1　引言</w:t>
+      </w:r>
+      <w:r>
+        <w:rPr>
+          <w:rFonts w:ascii="Times New Roman" w:hAnsi="Times New Roman" w:eastAsia="宋体"/>
+          <w:sz w:val="24"/>
+        </w:rPr>
+        <w:tab/>
+        <w:t>6</w:t>
+      </w:r>
+    </w:p>
+    <w:p>
+      <w:pPr>
+        <w:tabs>
+          <w:tab w:pos="8731" w:val="right" w:leader="dot"/>
+        </w:tabs>
+        <w:spacing w:after="80"/>
+        <w:ind w:left="425"/>
+      </w:pPr>
+      <w:r>
+        <w:rPr>
+          <w:rFonts w:ascii="Times New Roman" w:hAnsi="Times New Roman" w:eastAsia="宋体"/>
+          <w:b w:val="0"/>
+          <w:sz w:val="22"/>
+        </w:rPr>
+        <w:t>1.1　研究背景：AI 投研链条上的“最后一厘米”</w:t>
+      </w:r>
+      <w:r>
+        <w:rPr>
+          <w:rFonts w:ascii="Times New Roman" w:hAnsi="Times New Roman" w:eastAsia="宋体"/>
+          <w:sz w:val="22"/>
+        </w:rPr>
+        <w:tab/>
+        <w:t>6</w:t>
+      </w:r>
+    </w:p>
+    <w:p>
+      <w:pPr>
+        <w:tabs>
+          <w:tab w:pos="8731" w:val="right" w:leader="dot"/>
+        </w:tabs>
+        <w:spacing w:after="80"/>
+        <w:ind w:left="425"/>
+      </w:pPr>
+      <w:r>
+        <w:rPr>
+          <w:rFonts w:ascii="Times New Roman" w:hAnsi="Times New Roman" w:eastAsia="宋体"/>
+          <w:b w:val="0"/>
+          <w:sz w:val="22"/>
+        </w:rPr>
+        <w:t>1.2　研究问题</w:t>
+      </w:r>
+      <w:r>
+        <w:rPr>
+          <w:rFonts w:ascii="Times New Roman" w:hAnsi="Times New Roman" w:eastAsia="宋体"/>
+          <w:sz w:val="22"/>
+        </w:rPr>
+        <w:tab/>
+        <w:t>6</w:t>
+      </w:r>
+    </w:p>
+    <w:p>
+      <w:pPr>
+        <w:tabs>
+          <w:tab w:pos="8731" w:val="right" w:leader="dot"/>
+        </w:tabs>
+        <w:spacing w:after="80"/>
+        <w:ind w:left="425"/>
+      </w:pPr>
+      <w:r>
+        <w:rPr>
+          <w:rFonts w:ascii="Times New Roman" w:hAnsi="Times New Roman" w:eastAsia="宋体"/>
+          <w:b w:val="0"/>
+          <w:sz w:val="22"/>
+        </w:rPr>
+        <w:t>1.3　研究贡献</w:t>
+      </w:r>
+      <w:r>
+        <w:rPr>
+          <w:rFonts w:ascii="Times New Roman" w:hAnsi="Times New Roman" w:eastAsia="宋体"/>
+          <w:sz w:val="22"/>
+        </w:rPr>
+        <w:tab/>
+        <w:t>6</w:t>
+      </w:r>
+    </w:p>
+    <w:p>
+      <w:pPr>
+        <w:tabs>
+          <w:tab w:pos="8731" w:val="right" w:leader="dot"/>
+        </w:tabs>
+        <w:spacing w:after="80"/>
+        <w:ind w:left="0"/>
+      </w:pPr>
+      <w:r>
+        <w:rPr>
+          <w:rFonts w:ascii="Times New Roman" w:hAnsi="Times New Roman" w:eastAsia="宋体"/>
+          <w:b/>
+          <w:sz w:val="24"/>
+        </w:rPr>
+        <w:t>2　文献与理论基础</w:t>
+      </w:r>
+      <w:r>
+        <w:rPr>
+          <w:rFonts w:ascii="Times New Roman" w:hAnsi="Times New Roman" w:eastAsia="宋体"/>
+          <w:sz w:val="24"/>
+        </w:rPr>
+        <w:tab/>
+        <w:t>9</w:t>
+      </w:r>
+    </w:p>
+    <w:p>
+      <w:pPr>
+        <w:tabs>
+          <w:tab w:pos="8731" w:val="right" w:leader="dot"/>
+        </w:tabs>
+        <w:spacing w:after="80"/>
+        <w:ind w:left="425"/>
+      </w:pPr>
+      <w:r>
+        <w:rPr>
+          <w:rFonts w:ascii="Times New Roman" w:hAnsi="Times New Roman" w:eastAsia="宋体"/>
+          <w:b w:val="0"/>
+          <w:sz w:val="22"/>
+        </w:rPr>
+        <w:t>2.1　组合选择与凯利准则</w:t>
+      </w:r>
+      <w:r>
+        <w:rPr>
+          <w:rFonts w:ascii="Times New Roman" w:hAnsi="Times New Roman" w:eastAsia="宋体"/>
+          <w:sz w:val="22"/>
+        </w:rPr>
+        <w:tab/>
+        <w:t>9</w:t>
+      </w:r>
+    </w:p>
+    <w:p>
+      <w:pPr>
+        <w:tabs>
+          <w:tab w:pos="8731" w:val="right" w:leader="dot"/>
+        </w:tabs>
+        <w:spacing w:after="80"/>
+        <w:ind w:left="425"/>
+      </w:pPr>
+      <w:r>
+        <w:rPr>
+          <w:rFonts w:ascii="Times New Roman" w:hAnsi="Times New Roman" w:eastAsia="宋体"/>
+          <w:b w:val="0"/>
+          <w:sz w:val="22"/>
+        </w:rPr>
+        <w:t>2.2　回测过拟合与多重检验</w:t>
+      </w:r>
+      <w:r>
+        <w:rPr>
+          <w:rFonts w:ascii="Times New Roman" w:hAnsi="Times New Roman" w:eastAsia="宋体"/>
+          <w:sz w:val="22"/>
+        </w:rPr>
+        <w:tab/>
+        <w:t>9</w:t>
+      </w:r>
+    </w:p>
+    <w:p>
+      <w:pPr>
+        <w:tabs>
+          <w:tab w:pos="8731" w:val="right" w:leader="dot"/>
+        </w:tabs>
+        <w:spacing w:after="80"/>
+        <w:ind w:left="425"/>
+      </w:pPr>
+      <w:r>
+        <w:rPr>
+          <w:rFonts w:ascii="Times New Roman" w:hAnsi="Times New Roman" w:eastAsia="宋体"/>
+          <w:b w:val="0"/>
+          <w:sz w:val="22"/>
+        </w:rPr>
+        <w:t>2.3　过度自信与置信度校准</w:t>
+      </w:r>
+      <w:r>
+        <w:rPr>
+          <w:rFonts w:ascii="Times New Roman" w:hAnsi="Times New Roman" w:eastAsia="宋体"/>
+          <w:sz w:val="22"/>
+        </w:rPr>
+        <w:tab/>
+        <w:t>9</w:t>
+      </w:r>
+    </w:p>
+    <w:p>
+      <w:pPr>
+        <w:tabs>
+          <w:tab w:pos="8731" w:val="right" w:leader="dot"/>
+        </w:tabs>
+        <w:spacing w:after="80"/>
+        <w:ind w:left="425"/>
+      </w:pPr>
+      <w:r>
+        <w:rPr>
+          <w:rFonts w:ascii="Times New Roman" w:hAnsi="Times New Roman" w:eastAsia="宋体"/>
+          <w:b w:val="0"/>
+          <w:sz w:val="22"/>
+        </w:rPr>
+        <w:t>2.4　交易成本与执行</w:t>
+      </w:r>
+      <w:r>
+        <w:rPr>
+          <w:rFonts w:ascii="Times New Roman" w:hAnsi="Times New Roman" w:eastAsia="宋体"/>
+          <w:sz w:val="22"/>
+        </w:rPr>
+        <w:tab/>
+        <w:t>9</w:t>
+      </w:r>
+    </w:p>
+    <w:p>
+      <w:pPr>
+        <w:tabs>
+          <w:tab w:pos="8731" w:val="right" w:leader="dot"/>
+        </w:tabs>
+        <w:spacing w:after="80"/>
+        <w:ind w:left="0"/>
+      </w:pPr>
+      <w:r>
+        <w:rPr>
+          <w:rFonts w:ascii="Times New Roman" w:hAnsi="Times New Roman" w:eastAsia="宋体"/>
+          <w:b/>
+          <w:sz w:val="24"/>
+        </w:rPr>
+        <w:t>3　数据与研究设计</w:t>
+      </w:r>
+      <w:r>
+        <w:rPr>
+          <w:rFonts w:ascii="Times New Roman" w:hAnsi="Times New Roman" w:eastAsia="宋体"/>
+          <w:sz w:val="24"/>
+        </w:rPr>
+        <w:tab/>
+        <w:t>12</w:t>
+      </w:r>
+    </w:p>
+    <w:p>
+      <w:pPr>
+        <w:tabs>
+          <w:tab w:pos="8731" w:val="right" w:leader="dot"/>
+        </w:tabs>
+        <w:spacing w:after="80"/>
+        <w:ind w:left="425"/>
+      </w:pPr>
+      <w:r>
+        <w:rPr>
+          <w:rFonts w:ascii="Times New Roman" w:hAnsi="Times New Roman" w:eastAsia="宋体"/>
+          <w:b w:val="0"/>
+          <w:sz w:val="22"/>
+        </w:rPr>
+        <w:t>3.1　数据：真实行情 × 透明信号的二元结构</w:t>
+      </w:r>
+      <w:r>
+        <w:rPr>
+          <w:rFonts w:ascii="Times New Roman" w:hAnsi="Times New Roman" w:eastAsia="宋体"/>
+          <w:sz w:val="22"/>
+        </w:rPr>
+        <w:tab/>
+        <w:t>12</w:t>
+      </w:r>
+    </w:p>
+    <w:p>
+      <w:pPr>
+        <w:tabs>
+          <w:tab w:pos="8731" w:val="right" w:leader="dot"/>
+        </w:tabs>
+        <w:spacing w:after="80"/>
+        <w:ind w:left="425"/>
+      </w:pPr>
+      <w:r>
+        <w:rPr>
+          <w:rFonts w:ascii="Times New Roman" w:hAnsi="Times New Roman" w:eastAsia="宋体"/>
+          <w:b w:val="0"/>
+          <w:sz w:val="22"/>
+        </w:rPr>
+        <w:t>3.2　硬约束与变量控制</w:t>
+      </w:r>
+      <w:r>
+        <w:rPr>
+          <w:rFonts w:ascii="Times New Roman" w:hAnsi="Times New Roman" w:eastAsia="宋体"/>
+          <w:sz w:val="22"/>
+        </w:rPr>
+        <w:tab/>
+        <w:t>12</w:t>
+      </w:r>
+    </w:p>
+    <w:p>
+      <w:pPr>
+        <w:tabs>
+          <w:tab w:pos="8731" w:val="right" w:leader="dot"/>
+        </w:tabs>
+        <w:spacing w:after="80"/>
+        <w:ind w:left="425"/>
+      </w:pPr>
+      <w:r>
+        <w:rPr>
+          <w:rFonts w:ascii="Times New Roman" w:hAnsi="Times New Roman" w:eastAsia="宋体"/>
+          <w:b w:val="0"/>
+          <w:sz w:val="22"/>
+        </w:rPr>
+        <w:t>3.3　三组仓位规则与检验设计</w:t>
+      </w:r>
+      <w:r>
+        <w:rPr>
+          <w:rFonts w:ascii="Times New Roman" w:hAnsi="Times New Roman" w:eastAsia="宋体"/>
+          <w:sz w:val="22"/>
+        </w:rPr>
+        <w:tab/>
+        <w:t>12</w:t>
+      </w:r>
+    </w:p>
+    <w:p>
+      <w:pPr>
+        <w:tabs>
+          <w:tab w:pos="8731" w:val="right" w:leader="dot"/>
+        </w:tabs>
+        <w:spacing w:after="80"/>
+        <w:ind w:left="0"/>
+      </w:pPr>
+      <w:r>
+        <w:rPr>
+          <w:rFonts w:ascii="Times New Roman" w:hAnsi="Times New Roman" w:eastAsia="宋体"/>
+          <w:b/>
+          <w:sz w:val="24"/>
+        </w:rPr>
+        <w:t>4　实证结果</w:t>
+      </w:r>
+      <w:r>
+        <w:rPr>
+          <w:rFonts w:ascii="Times New Roman" w:hAnsi="Times New Roman" w:eastAsia="宋体"/>
+          <w:sz w:val="24"/>
+        </w:rPr>
+        <w:tab/>
+        <w:t>14</w:t>
+      </w:r>
+    </w:p>
+    <w:p>
+      <w:pPr>
+        <w:tabs>
+          <w:tab w:pos="8731" w:val="right" w:leader="dot"/>
+        </w:tabs>
+        <w:spacing w:after="80"/>
+        <w:ind w:left="425"/>
+      </w:pPr>
+      <w:r>
+        <w:rPr>
+          <w:rFonts w:ascii="Times New Roman" w:hAnsi="Times New Roman" w:eastAsia="宋体"/>
+          <w:b w:val="0"/>
+          <w:sz w:val="22"/>
+        </w:rPr>
+        <w:t>4.1　信号诊断：置信度存在系统性过度自信</w:t>
+      </w:r>
+      <w:r>
+        <w:rPr>
+          <w:rFonts w:ascii="Times New Roman" w:hAnsi="Times New Roman" w:eastAsia="宋体"/>
+          <w:sz w:val="22"/>
+        </w:rPr>
+        <w:tab/>
+        <w:t>14</w:t>
+      </w:r>
+    </w:p>
+    <w:p>
+      <w:pPr>
+        <w:tabs>
+          <w:tab w:pos="8731" w:val="right" w:leader="dot"/>
+        </w:tabs>
+        <w:spacing w:after="80"/>
+        <w:ind w:left="425"/>
+      </w:pPr>
+      <w:r>
+        <w:rPr>
+          <w:rFonts w:ascii="Times New Roman" w:hAnsi="Times New Roman" w:eastAsia="宋体"/>
+          <w:b w:val="0"/>
+          <w:sz w:val="22"/>
+        </w:rPr>
+        <w:t>4.2　全样本对照：同样的信号，不同的风险形态</w:t>
+      </w:r>
+      <w:r>
+        <w:rPr>
+          <w:rFonts w:ascii="Times New Roman" w:hAnsi="Times New Roman" w:eastAsia="宋体"/>
+          <w:sz w:val="22"/>
+        </w:rPr>
+        <w:tab/>
+        <w:t>14</w:t>
+      </w:r>
+    </w:p>
+    <w:p>
+      <w:pPr>
+        <w:tabs>
+          <w:tab w:pos="8731" w:val="right" w:leader="dot"/>
+        </w:tabs>
+        <w:spacing w:after="80"/>
+        <w:ind w:left="425"/>
+      </w:pPr>
+      <w:r>
+        <w:rPr>
+          <w:rFonts w:ascii="Times New Roman" w:hAnsi="Times New Roman" w:eastAsia="宋体"/>
+          <w:b w:val="0"/>
+          <w:sz w:val="22"/>
+        </w:rPr>
+        <w:t>4.3　样本外检验：风险预算是“有价格的保险”</w:t>
+      </w:r>
+      <w:r>
+        <w:rPr>
+          <w:rFonts w:ascii="Times New Roman" w:hAnsi="Times New Roman" w:eastAsia="宋体"/>
+          <w:sz w:val="22"/>
+        </w:rPr>
+        <w:tab/>
+        <w:t>15</w:t>
+      </w:r>
+    </w:p>
+    <w:p>
+      <w:pPr>
+        <w:tabs>
+          <w:tab w:pos="8731" w:val="right" w:leader="dot"/>
+        </w:tabs>
+        <w:spacing w:after="80"/>
+        <w:ind w:left="425"/>
+      </w:pPr>
+      <w:r>
+        <w:rPr>
+          <w:rFonts w:ascii="Times New Roman" w:hAnsi="Times New Roman" w:eastAsia="宋体"/>
+          <w:b w:val="0"/>
+          <w:sz w:val="22"/>
+        </w:rPr>
+        <w:t>4.4　敏感性与反事实：干预的价值随仓位规模显现</w:t>
+      </w:r>
+      <w:r>
+        <w:rPr>
+          <w:rFonts w:ascii="Times New Roman" w:hAnsi="Times New Roman" w:eastAsia="宋体"/>
+          <w:sz w:val="22"/>
+        </w:rPr>
+        <w:tab/>
+        <w:t>16</w:t>
+      </w:r>
+    </w:p>
+    <w:p>
+      <w:pPr>
+        <w:tabs>
+          <w:tab w:pos="8731" w:val="right" w:leader="dot"/>
+        </w:tabs>
+        <w:spacing w:after="80"/>
+        <w:ind w:left="0"/>
+      </w:pPr>
+      <w:r>
+        <w:rPr>
+          <w:rFonts w:ascii="Times New Roman" w:hAnsi="Times New Roman" w:eastAsia="宋体"/>
+          <w:b/>
+          <w:sz w:val="24"/>
+        </w:rPr>
+        <w:t>5　拓展分析</w:t>
+      </w:r>
+      <w:r>
+        <w:rPr>
+          <w:rFonts w:ascii="Times New Roman" w:hAnsi="Times New Roman" w:eastAsia="宋体"/>
+          <w:sz w:val="24"/>
+        </w:rPr>
+        <w:tab/>
+        <w:t>18</w:t>
+      </w:r>
+    </w:p>
+    <w:p>
+      <w:pPr>
+        <w:tabs>
+          <w:tab w:pos="8731" w:val="right" w:leader="dot"/>
+        </w:tabs>
+        <w:spacing w:after="80"/>
+        <w:ind w:left="425"/>
+      </w:pPr>
+      <w:r>
+        <w:rPr>
+          <w:rFonts w:ascii="Times New Roman" w:hAnsi="Times New Roman" w:eastAsia="宋体"/>
+          <w:b w:val="0"/>
+          <w:sz w:val="22"/>
+        </w:rPr>
+        <w:t>5.1　交易成本扫描：策略排序是成本的函数</w:t>
+      </w:r>
+      <w:r>
+        <w:rPr>
+          <w:rFonts w:ascii="Times New Roman" w:hAnsi="Times New Roman" w:eastAsia="宋体"/>
+          <w:sz w:val="22"/>
+        </w:rPr>
+        <w:tab/>
+        <w:t>18</w:t>
+      </w:r>
+    </w:p>
+    <w:p>
+      <w:pPr>
+        <w:tabs>
+          <w:tab w:pos="8731" w:val="right" w:leader="dot"/>
+        </w:tabs>
+        <w:spacing w:after="80"/>
+        <w:ind w:left="425"/>
+      </w:pPr>
+      <w:r>
+        <w:rPr>
+          <w:rFonts w:ascii="Times New Roman" w:hAnsi="Times New Roman" w:eastAsia="宋体"/>
+          <w:b w:val="0"/>
+          <w:sz w:val="22"/>
+        </w:rPr>
+        <w:t>5.2　置信度再校准闭环：样本内校准，样本外验证</w:t>
+      </w:r>
+      <w:r>
+        <w:rPr>
+          <w:rFonts w:ascii="Times New Roman" w:hAnsi="Times New Roman" w:eastAsia="宋体"/>
+          <w:sz w:val="22"/>
+        </w:rPr>
+        <w:tab/>
+        <w:t>19</w:t>
+      </w:r>
+    </w:p>
+    <w:p>
+      <w:pPr>
+        <w:tabs>
+          <w:tab w:pos="8731" w:val="right" w:leader="dot"/>
+        </w:tabs>
+        <w:spacing w:after="80"/>
+        <w:ind w:left="425"/>
+      </w:pPr>
+      <w:r>
+        <w:rPr>
+          <w:rFonts w:ascii="Times New Roman" w:hAnsi="Times New Roman" w:eastAsia="宋体"/>
+          <w:b w:val="0"/>
+          <w:sz w:val="22"/>
+        </w:rPr>
+        <w:t>5.3　信号衰减分析：执行时点的量化依据</w:t>
+      </w:r>
+      <w:r>
+        <w:rPr>
+          <w:rFonts w:ascii="Times New Roman" w:hAnsi="Times New Roman" w:eastAsia="宋体"/>
+          <w:sz w:val="22"/>
+        </w:rPr>
+        <w:tab/>
+        <w:t>21</w:t>
+      </w:r>
+    </w:p>
+    <w:p>
+      <w:pPr>
+        <w:tabs>
+          <w:tab w:pos="8731" w:val="right" w:leader="dot"/>
+        </w:tabs>
+        <w:spacing w:after="80"/>
+        <w:ind w:left="425"/>
+      </w:pPr>
+      <w:r>
+        <w:rPr>
+          <w:rFonts w:ascii="Times New Roman" w:hAnsi="Times New Roman" w:eastAsia="宋体"/>
+          <w:b w:val="0"/>
+          <w:sz w:val="22"/>
+        </w:rPr>
+        <w:t>5.4　平均敞口匹配基准：风险预算的第一杠杆是仓位规模</w:t>
+      </w:r>
+      <w:r>
+        <w:rPr>
+          <w:rFonts w:ascii="Times New Roman" w:hAnsi="Times New Roman" w:eastAsia="宋体"/>
+          <w:sz w:val="22"/>
+        </w:rPr>
+        <w:tab/>
+        <w:t>21</w:t>
+      </w:r>
+    </w:p>
+    <w:p>
+      <w:pPr>
+        <w:tabs>
+          <w:tab w:pos="8731" w:val="right" w:leader="dot"/>
+        </w:tabs>
+        <w:spacing w:after="80"/>
+        <w:ind w:left="425"/>
+      </w:pPr>
+      <w:r>
+        <w:rPr>
+          <w:rFonts w:ascii="Times New Roman" w:hAnsi="Times New Roman" w:eastAsia="宋体"/>
+          <w:b w:val="0"/>
+          <w:sz w:val="22"/>
+        </w:rPr>
+        <w:t>5.5　稳健性与外推性：五项检验</w:t>
+      </w:r>
+      <w:r>
+        <w:rPr>
+          <w:rFonts w:ascii="Times New Roman" w:hAnsi="Times New Roman" w:eastAsia="宋体"/>
+          <w:sz w:val="22"/>
+        </w:rPr>
+        <w:tab/>
+        <w:t>22</w:t>
+      </w:r>
+    </w:p>
+    <w:p>
+      <w:pPr>
+        <w:tabs>
+          <w:tab w:pos="8731" w:val="right" w:leader="dot"/>
+        </w:tabs>
+        <w:spacing w:after="80"/>
+        <w:ind w:left="425"/>
+      </w:pPr>
+      <w:r>
+        <w:rPr>
+          <w:rFonts w:ascii="Times New Roman" w:hAnsi="Times New Roman" w:eastAsia="宋体"/>
+          <w:b w:val="0"/>
+          <w:sz w:val="22"/>
+        </w:rPr>
+        <w:t>5.6　面向博士级的八项扩展检验</w:t>
+      </w:r>
+      <w:r>
+        <w:rPr>
+          <w:rFonts w:ascii="Times New Roman" w:hAnsi="Times New Roman" w:eastAsia="宋体"/>
+          <w:sz w:val="22"/>
+        </w:rPr>
+        <w:tab/>
+        <w:t>23</w:t>
+      </w:r>
+    </w:p>
+    <w:p>
+      <w:pPr>
+        <w:tabs>
+          <w:tab w:pos="8731" w:val="right" w:leader="dot"/>
+        </w:tabs>
+        <w:spacing w:after="80"/>
+        <w:ind w:left="0"/>
+      </w:pPr>
+      <w:r>
+        <w:rPr>
+          <w:rFonts w:ascii="Times New Roman" w:hAnsi="Times New Roman" w:eastAsia="宋体"/>
+          <w:b/>
+          <w:sz w:val="24"/>
+        </w:rPr>
+        <w:t>6　结论与启示</w:t>
+      </w:r>
+      <w:r>
+        <w:rPr>
+          <w:rFonts w:ascii="Times New Roman" w:hAnsi="Times New Roman" w:eastAsia="宋体"/>
+          <w:sz w:val="24"/>
+        </w:rPr>
+        <w:tab/>
+        <w:t>27</w:t>
+      </w:r>
+    </w:p>
+    <w:p>
+      <w:pPr>
+        <w:tabs>
+          <w:tab w:pos="8731" w:val="right" w:leader="dot"/>
+        </w:tabs>
+        <w:spacing w:after="80"/>
+        <w:ind w:left="425"/>
+      </w:pPr>
+      <w:r>
+        <w:rPr>
+          <w:rFonts w:ascii="Times New Roman" w:hAnsi="Times New Roman" w:eastAsia="宋体"/>
+          <w:b w:val="0"/>
+          <w:sz w:val="22"/>
+        </w:rPr>
+        <w:t>6.1　研究结论</w:t>
+      </w:r>
+      <w:r>
+        <w:rPr>
+          <w:rFonts w:ascii="Times New Roman" w:hAnsi="Times New Roman" w:eastAsia="宋体"/>
+          <w:sz w:val="22"/>
+        </w:rPr>
+        <w:tab/>
+        <w:t>27</w:t>
+      </w:r>
+    </w:p>
+    <w:p>
+      <w:pPr>
+        <w:tabs>
+          <w:tab w:pos="8731" w:val="right" w:leader="dot"/>
+        </w:tabs>
+        <w:spacing w:after="80"/>
+        <w:ind w:left="425"/>
+      </w:pPr>
+      <w:r>
+        <w:rPr>
+          <w:rFonts w:ascii="Times New Roman" w:hAnsi="Times New Roman" w:eastAsia="宋体"/>
+          <w:b w:val="0"/>
+          <w:sz w:val="22"/>
+        </w:rPr>
+        <w:t>6.2　启示与建议</w:t>
+      </w:r>
+      <w:r>
+        <w:rPr>
+          <w:rFonts w:ascii="Times New Roman" w:hAnsi="Times New Roman" w:eastAsia="宋体"/>
+          <w:sz w:val="22"/>
+        </w:rPr>
+        <w:tab/>
+        <w:t>28</w:t>
+      </w:r>
+    </w:p>
+    <w:p>
+      <w:pPr>
+        <w:tabs>
+          <w:tab w:pos="8731" w:val="right" w:leader="dot"/>
+        </w:tabs>
+        <w:spacing w:after="80"/>
+        <w:ind w:left="425"/>
+      </w:pPr>
+      <w:r>
+        <w:rPr>
+          <w:rFonts w:ascii="Times New Roman" w:hAnsi="Times New Roman" w:eastAsia="宋体"/>
+          <w:b w:val="0"/>
+          <w:sz w:val="22"/>
+        </w:rPr>
+        <w:t>6.3　局限与边界</w:t>
+      </w:r>
+      <w:r>
+        <w:rPr>
+          <w:rFonts w:ascii="Times New Roman" w:hAnsi="Times New Roman" w:eastAsia="宋体"/>
+          <w:sz w:val="22"/>
+        </w:rPr>
+        <w:tab/>
+        <w:t>28</w:t>
+      </w:r>
+    </w:p>
+    <w:p>
+      <w:pPr>
+        <w:tabs>
+          <w:tab w:pos="8731" w:val="right" w:leader="dot"/>
+        </w:tabs>
+        <w:spacing w:after="80"/>
+        <w:ind w:left="0"/>
+      </w:pPr>
+      <w:r>
+        <w:rPr>
+          <w:rFonts w:ascii="Times New Roman" w:hAnsi="Times New Roman" w:eastAsia="宋体"/>
+          <w:b/>
+          <w:sz w:val="24"/>
+        </w:rPr>
+        <w:t>参考文献</w:t>
+      </w:r>
+      <w:r>
+        <w:rPr>
+          <w:rFonts w:ascii="Times New Roman" w:hAnsi="Times New Roman" w:eastAsia="宋体"/>
+          <w:sz w:val="24"/>
+        </w:rPr>
+        <w:tab/>
+        <w:t>31</w:t>
+      </w:r>
+    </w:p>
+    <w:p>
+      <w:pPr>
+        <w:tabs>
+          <w:tab w:pos="8731" w:val="right" w:leader="dot"/>
+        </w:tabs>
+        <w:spacing w:after="80"/>
+        <w:ind w:left="0"/>
+      </w:pPr>
+      <w:r>
+        <w:rPr>
+          <w:rFonts w:ascii="Times New Roman" w:hAnsi="Times New Roman" w:eastAsia="宋体"/>
+          <w:b/>
+          <w:sz w:val="24"/>
+        </w:rPr>
+        <w:t>附录 A　数据与实验可复现性声明</w:t>
+      </w:r>
+      <w:r>
+        <w:rPr>
+          <w:rFonts w:ascii="Times New Roman" w:hAnsi="Times New Roman" w:eastAsia="宋体"/>
+          <w:sz w:val="24"/>
+        </w:rPr>
+        <w:tab/>
+        <w:t>34</w:t>
+      </w:r>
+    </w:p>
+    <w:p>
+      <w:pPr>
+        <w:tabs>
+          <w:tab w:pos="8731" w:val="right" w:leader="dot"/>
+        </w:tabs>
+        <w:spacing w:after="80"/>
+        <w:ind w:left="0"/>
+      </w:pPr>
+      <w:r>
+        <w:rPr>
+          <w:rFonts w:ascii="Times New Roman" w:hAnsi="Times New Roman" w:eastAsia="宋体"/>
+          <w:b/>
+          <w:sz w:val="24"/>
+        </w:rPr>
+        <w:t>附录 B　符号与参数表</w:t>
+      </w:r>
+      <w:r>
+        <w:rPr>
+          <w:rFonts w:ascii="Times New Roman" w:hAnsi="Times New Roman" w:eastAsia="宋体"/>
+          <w:sz w:val="24"/>
+        </w:rPr>
+        <w:tab/>
+        <w:t>35</w:t>
+      </w:r>
+    </w:p>
+    <w:p>
+      <w:pPr>
+        <w:pageBreakBefore/>
         <w:spacing w:before="120" w:after="80"/>
         <w:jc w:val="center"/>
       </w:pPr>
@@ -89,6 +1003,7 @@
     </w:p>
     <w:p>
       <w:pPr>
+        <w:pageBreakBefore/>
         <w:spacing w:line="360" w:lineRule="auto"/>
       </w:pPr>
       <w:r>
@@ -135,6 +1050,7 @@
     </w:p>
     <w:p>
       <w:pPr>
+        <w:pageBreakBefore/>
         <w:spacing w:before="320" w:after="160" w:line="360" w:lineRule="auto"/>
       </w:pPr>
       <w:r>
@@ -358,8 +1274,16 @@
     <w:tbl>
       <w:tblPr>
         <w:tblW w:type="auto" w:w="0"/>
+        <w:tblLook w:firstColumn="1" w:firstRow="1" w:lastColumn="0" w:lastRow="0" w:noHBand="0" w:noVBand="1" w:val="04A0"/>
         <w:jc w:val="center"/>
-        <w:tblLook w:firstColumn="1" w:firstRow="1" w:lastColumn="0" w:lastRow="0" w:noHBand="0" w:noVBand="1" w:val="04A0"/>
+        <w:tblBorders>
+          <w:top w:val="single" w:sz="6" w:space="0" w:color="000000"/>
+          <w:left w:val="single" w:sz="6" w:space="0" w:color="000000"/>
+          <w:bottom w:val="single" w:sz="6" w:space="0" w:color="000000"/>
+          <w:right w:val="single" w:sz="6" w:space="0" w:color="000000"/>
+          <w:insideH w:val="single" w:sz="6" w:space="0" w:color="000000"/>
+          <w:insideV w:val="single" w:sz="6" w:space="0" w:color="000000"/>
+        </w:tblBorders>
       </w:tblPr>
       <w:tblGrid>
         <w:gridCol w:w="2946"/>
@@ -772,6 +1696,7 @@
     </w:p>
     <w:p>
       <w:pPr>
+        <w:pageBreakBefore/>
         <w:spacing w:before="320" w:after="160" w:line="360" w:lineRule="auto"/>
       </w:pPr>
       <w:r>
@@ -952,8 +1877,16 @@
     <w:tbl>
       <w:tblPr>
         <w:tblW w:type="auto" w:w="0"/>
+        <w:tblLook w:firstColumn="1" w:firstRow="1" w:lastColumn="0" w:lastRow="0" w:noHBand="0" w:noVBand="1" w:val="04A0"/>
         <w:jc w:val="center"/>
-        <w:tblLook w:firstColumn="1" w:firstRow="1" w:lastColumn="0" w:lastRow="0" w:noHBand="0" w:noVBand="1" w:val="04A0"/>
+        <w:tblBorders>
+          <w:top w:val="single" w:sz="6" w:space="0" w:color="000000"/>
+          <w:left w:val="single" w:sz="6" w:space="0" w:color="000000"/>
+          <w:bottom w:val="single" w:sz="6" w:space="0" w:color="000000"/>
+          <w:right w:val="single" w:sz="6" w:space="0" w:color="000000"/>
+          <w:insideH w:val="single" w:sz="6" w:space="0" w:color="000000"/>
+          <w:insideV w:val="single" w:sz="6" w:space="0" w:color="000000"/>
+        </w:tblBorders>
       </w:tblPr>
       <w:tblGrid>
         <w:gridCol w:w="2209"/>
@@ -1663,6 +2596,7 @@
     </w:p>
     <w:p>
       <w:pPr>
+        <w:pageBreakBefore/>
         <w:spacing w:before="320" w:after="160" w:line="360" w:lineRule="auto"/>
       </w:pPr>
       <w:r>
@@ -1806,15 +2740,15 @@
     <w:tbl>
       <w:tblPr>
         <w:tblW w:type="auto" w:w="0"/>
+        <w:tblLook w:firstColumn="1" w:firstRow="1" w:lastColumn="0" w:lastRow="0" w:noHBand="0" w:noVBand="1" w:val="04A0"/>
         <w:jc w:val="center"/>
-        <w:tblLook w:firstColumn="1" w:firstRow="1" w:lastColumn="0" w:lastRow="0" w:noHBand="0" w:noVBand="1" w:val="04A0"/>
         <w:tblBorders>
-          <w:top w:val="single" w:sz="12" w:space="0" w:color="000000"/>
-          <w:bottom w:val="single" w:sz="12" w:space="0" w:color="000000"/>
-          <w:left w:val="nil"/>
-          <w:right w:val="nil"/>
-          <w:insideH w:val="nil"/>
-          <w:insideV w:val="nil"/>
+          <w:top w:val="single" w:sz="6" w:space="0" w:color="000000"/>
+          <w:left w:val="single" w:sz="6" w:space="0" w:color="000000"/>
+          <w:bottom w:val="single" w:sz="6" w:space="0" w:color="000000"/>
+          <w:right w:val="single" w:sz="6" w:space="0" w:color="000000"/>
+          <w:insideH w:val="single" w:sz="6" w:space="0" w:color="000000"/>
+          <w:insideV w:val="single" w:sz="6" w:space="0" w:color="000000"/>
         </w:tblBorders>
       </w:tblPr>
       <w:tblGrid>
@@ -2105,6 +3039,7 @@
     </w:p>
     <w:p>
       <w:pPr>
+        <w:pageBreakBefore/>
         <w:spacing w:before="320" w:after="160" w:line="360" w:lineRule="auto"/>
       </w:pPr>
       <w:r>
@@ -2160,15 +3095,15 @@
     <w:tbl>
       <w:tblPr>
         <w:tblW w:type="auto" w:w="0"/>
+        <w:tblLook w:firstColumn="1" w:firstRow="1" w:lastColumn="0" w:lastRow="0" w:noHBand="0" w:noVBand="1" w:val="04A0"/>
         <w:jc w:val="center"/>
-        <w:tblLook w:firstColumn="1" w:firstRow="1" w:lastColumn="0" w:lastRow="0" w:noHBand="0" w:noVBand="1" w:val="04A0"/>
         <w:tblBorders>
-          <w:top w:val="single" w:sz="12" w:space="0" w:color="000000"/>
-          <w:bottom w:val="single" w:sz="12" w:space="0" w:color="000000"/>
-          <w:left w:val="nil"/>
-          <w:right w:val="nil"/>
-          <w:insideH w:val="nil"/>
-          <w:insideV w:val="nil"/>
+          <w:top w:val="single" w:sz="6" w:space="0" w:color="000000"/>
+          <w:left w:val="single" w:sz="6" w:space="0" w:color="000000"/>
+          <w:bottom w:val="single" w:sz="6" w:space="0" w:color="000000"/>
+          <w:right w:val="single" w:sz="6" w:space="0" w:color="000000"/>
+          <w:insideH w:val="single" w:sz="6" w:space="0" w:color="000000"/>
+          <w:insideV w:val="single" w:sz="6" w:space="0" w:color="000000"/>
         </w:tblBorders>
       </w:tblPr>
       <w:tblGrid>
@@ -2627,15 +3562,15 @@
     <w:tbl>
       <w:tblPr>
         <w:tblW w:type="auto" w:w="0"/>
+        <w:tblLook w:firstColumn="1" w:firstRow="1" w:lastColumn="0" w:lastRow="0" w:noHBand="0" w:noVBand="1" w:val="04A0"/>
         <w:jc w:val="center"/>
-        <w:tblLook w:firstColumn="1" w:firstRow="1" w:lastColumn="0" w:lastRow="0" w:noHBand="0" w:noVBand="1" w:val="04A0"/>
         <w:tblBorders>
-          <w:top w:val="single" w:sz="12" w:space="0" w:color="000000"/>
-          <w:bottom w:val="single" w:sz="12" w:space="0" w:color="000000"/>
-          <w:left w:val="nil"/>
-          <w:right w:val="nil"/>
-          <w:insideH w:val="nil"/>
-          <w:insideV w:val="nil"/>
+          <w:top w:val="single" w:sz="6" w:space="0" w:color="000000"/>
+          <w:left w:val="single" w:sz="6" w:space="0" w:color="000000"/>
+          <w:bottom w:val="single" w:sz="6" w:space="0" w:color="000000"/>
+          <w:right w:val="single" w:sz="6" w:space="0" w:color="000000"/>
+          <w:insideH w:val="single" w:sz="6" w:space="0" w:color="000000"/>
+          <w:insideV w:val="single" w:sz="6" w:space="0" w:color="000000"/>
         </w:tblBorders>
       </w:tblPr>
       <w:tblGrid>
@@ -3473,15 +4408,15 @@
     <w:tbl>
       <w:tblPr>
         <w:tblW w:type="auto" w:w="0"/>
+        <w:tblLook w:firstColumn="1" w:firstRow="1" w:lastColumn="0" w:lastRow="0" w:noHBand="0" w:noVBand="1" w:val="04A0"/>
         <w:jc w:val="center"/>
-        <w:tblLook w:firstColumn="1" w:firstRow="1" w:lastColumn="0" w:lastRow="0" w:noHBand="0" w:noVBand="1" w:val="04A0"/>
         <w:tblBorders>
-          <w:top w:val="single" w:sz="12" w:space="0" w:color="000000"/>
-          <w:bottom w:val="single" w:sz="12" w:space="0" w:color="000000"/>
-          <w:left w:val="nil"/>
-          <w:right w:val="nil"/>
-          <w:insideH w:val="nil"/>
-          <w:insideV w:val="nil"/>
+          <w:top w:val="single" w:sz="6" w:space="0" w:color="000000"/>
+          <w:left w:val="single" w:sz="6" w:space="0" w:color="000000"/>
+          <w:bottom w:val="single" w:sz="6" w:space="0" w:color="000000"/>
+          <w:right w:val="single" w:sz="6" w:space="0" w:color="000000"/>
+          <w:insideH w:val="single" w:sz="6" w:space="0" w:color="000000"/>
+          <w:insideV w:val="single" w:sz="6" w:space="0" w:color="000000"/>
         </w:tblBorders>
       </w:tblPr>
       <w:tblGrid>
@@ -4067,6 +5002,7 @@
     </w:p>
     <w:p>
       <w:pPr>
+        <w:pageBreakBefore/>
         <w:spacing w:before="320" w:after="160" w:line="360" w:lineRule="auto"/>
       </w:pPr>
       <w:r>
@@ -4122,15 +5058,15 @@
     <w:tbl>
       <w:tblPr>
         <w:tblW w:type="auto" w:w="0"/>
+        <w:tblLook w:firstColumn="1" w:firstRow="1" w:lastColumn="0" w:lastRow="0" w:noHBand="0" w:noVBand="1" w:val="04A0"/>
         <w:jc w:val="center"/>
-        <w:tblLook w:firstColumn="1" w:firstRow="1" w:lastColumn="0" w:lastRow="0" w:noHBand="0" w:noVBand="1" w:val="04A0"/>
         <w:tblBorders>
-          <w:top w:val="single" w:sz="12" w:space="0" w:color="000000"/>
-          <w:bottom w:val="single" w:sz="12" w:space="0" w:color="000000"/>
-          <w:left w:val="nil"/>
-          <w:right w:val="nil"/>
-          <w:insideH w:val="nil"/>
-          <w:insideV w:val="nil"/>
+          <w:top w:val="single" w:sz="6" w:space="0" w:color="000000"/>
+          <w:left w:val="single" w:sz="6" w:space="0" w:color="000000"/>
+          <w:bottom w:val="single" w:sz="6" w:space="0" w:color="000000"/>
+          <w:right w:val="single" w:sz="6" w:space="0" w:color="000000"/>
+          <w:insideH w:val="single" w:sz="6" w:space="0" w:color="000000"/>
+          <w:insideV w:val="single" w:sz="6" w:space="0" w:color="000000"/>
         </w:tblBorders>
       </w:tblPr>
       <w:tblGrid>
@@ -5107,15 +6043,15 @@
     <w:tbl>
       <w:tblPr>
         <w:tblW w:type="auto" w:w="0"/>
+        <w:tblLook w:firstColumn="1" w:firstRow="1" w:lastColumn="0" w:lastRow="0" w:noHBand="0" w:noVBand="1" w:val="04A0"/>
         <w:jc w:val="center"/>
-        <w:tblLook w:firstColumn="1" w:firstRow="1" w:lastColumn="0" w:lastRow="0" w:noHBand="0" w:noVBand="1" w:val="04A0"/>
         <w:tblBorders>
-          <w:top w:val="single" w:sz="12" w:space="0" w:color="000000"/>
-          <w:bottom w:val="single" w:sz="12" w:space="0" w:color="000000"/>
-          <w:left w:val="nil"/>
-          <w:right w:val="nil"/>
-          <w:insideH w:val="nil"/>
-          <w:insideV w:val="nil"/>
+          <w:top w:val="single" w:sz="6" w:space="0" w:color="000000"/>
+          <w:left w:val="single" w:sz="6" w:space="0" w:color="000000"/>
+          <w:bottom w:val="single" w:sz="6" w:space="0" w:color="000000"/>
+          <w:right w:val="single" w:sz="6" w:space="0" w:color="000000"/>
+          <w:insideH w:val="single" w:sz="6" w:space="0" w:color="000000"/>
+          <w:insideV w:val="single" w:sz="6" w:space="0" w:color="000000"/>
         </w:tblBorders>
       </w:tblPr>
       <w:tblGrid>
@@ -6416,15 +7352,15 @@
     <w:tbl>
       <w:tblPr>
         <w:tblW w:type="auto" w:w="0"/>
+        <w:tblLook w:firstColumn="1" w:firstRow="1" w:lastColumn="0" w:lastRow="0" w:noHBand="0" w:noVBand="1" w:val="04A0"/>
         <w:jc w:val="center"/>
-        <w:tblLook w:firstColumn="1" w:firstRow="1" w:lastColumn="0" w:lastRow="0" w:noHBand="0" w:noVBand="1" w:val="04A0"/>
         <w:tblBorders>
-          <w:top w:val="single" w:sz="12" w:space="0" w:color="000000"/>
-          <w:bottom w:val="single" w:sz="12" w:space="0" w:color="000000"/>
-          <w:left w:val="nil"/>
-          <w:right w:val="nil"/>
-          <w:insideH w:val="nil"/>
-          <w:insideV w:val="nil"/>
+          <w:top w:val="single" w:sz="6" w:space="0" w:color="000000"/>
+          <w:left w:val="single" w:sz="6" w:space="0" w:color="000000"/>
+          <w:bottom w:val="single" w:sz="6" w:space="0" w:color="000000"/>
+          <w:right w:val="single" w:sz="6" w:space="0" w:color="000000"/>
+          <w:insideH w:val="single" w:sz="6" w:space="0" w:color="000000"/>
+          <w:insideV w:val="single" w:sz="6" w:space="0" w:color="000000"/>
         </w:tblBorders>
       </w:tblPr>
       <w:tblGrid>
@@ -7373,15 +8309,15 @@
     <w:tbl>
       <w:tblPr>
         <w:tblW w:type="auto" w:w="0"/>
+        <w:tblLook w:firstColumn="1" w:firstRow="1" w:lastColumn="0" w:lastRow="0" w:noHBand="0" w:noVBand="1" w:val="04A0"/>
         <w:jc w:val="center"/>
-        <w:tblLook w:firstColumn="1" w:firstRow="1" w:lastColumn="0" w:lastRow="0" w:noHBand="0" w:noVBand="1" w:val="04A0"/>
         <w:tblBorders>
-          <w:top w:val="single" w:sz="12" w:space="0" w:color="000000"/>
-          <w:bottom w:val="single" w:sz="12" w:space="0" w:color="000000"/>
-          <w:left w:val="nil"/>
-          <w:right w:val="nil"/>
-          <w:insideH w:val="nil"/>
-          <w:insideV w:val="nil"/>
+          <w:top w:val="single" w:sz="6" w:space="0" w:color="000000"/>
+          <w:left w:val="single" w:sz="6" w:space="0" w:color="000000"/>
+          <w:bottom w:val="single" w:sz="6" w:space="0" w:color="000000"/>
+          <w:right w:val="single" w:sz="6" w:space="0" w:color="000000"/>
+          <w:insideH w:val="single" w:sz="6" w:space="0" w:color="000000"/>
+          <w:insideV w:val="single" w:sz="6" w:space="0" w:color="000000"/>
         </w:tblBorders>
       </w:tblPr>
       <w:tblGrid>
@@ -8271,8 +9207,16 @@
     <w:tbl>
       <w:tblPr>
         <w:tblW w:type="auto" w:w="0"/>
+        <w:tblLook w:firstColumn="1" w:firstRow="1" w:lastColumn="0" w:lastRow="0" w:noHBand="0" w:noVBand="1" w:val="04A0"/>
         <w:jc w:val="center"/>
-        <w:tblLook w:firstColumn="1" w:firstRow="1" w:lastColumn="0" w:lastRow="0" w:noHBand="0" w:noVBand="1" w:val="04A0"/>
+        <w:tblBorders>
+          <w:top w:val="single" w:sz="6" w:space="0" w:color="000000"/>
+          <w:left w:val="single" w:sz="6" w:space="0" w:color="000000"/>
+          <w:bottom w:val="single" w:sz="6" w:space="0" w:color="000000"/>
+          <w:right w:val="single" w:sz="6" w:space="0" w:color="000000"/>
+          <w:insideH w:val="single" w:sz="6" w:space="0" w:color="000000"/>
+          <w:insideV w:val="single" w:sz="6" w:space="0" w:color="000000"/>
+        </w:tblBorders>
       </w:tblPr>
       <w:tblGrid>
         <w:gridCol w:w="1768"/>
@@ -8953,8 +9897,16 @@
     <w:tbl>
       <w:tblPr>
         <w:tblW w:type="auto" w:w="0"/>
+        <w:tblLook w:firstColumn="1" w:firstRow="1" w:lastColumn="0" w:lastRow="0" w:noHBand="0" w:noVBand="1" w:val="04A0"/>
         <w:jc w:val="center"/>
-        <w:tblLook w:firstColumn="1" w:firstRow="1" w:lastColumn="0" w:lastRow="0" w:noHBand="0" w:noVBand="1" w:val="04A0"/>
+        <w:tblBorders>
+          <w:top w:val="single" w:sz="6" w:space="0" w:color="000000"/>
+          <w:left w:val="single" w:sz="6" w:space="0" w:color="000000"/>
+          <w:bottom w:val="single" w:sz="6" w:space="0" w:color="000000"/>
+          <w:right w:val="single" w:sz="6" w:space="0" w:color="000000"/>
+          <w:insideH w:val="single" w:sz="6" w:space="0" w:color="000000"/>
+          <w:insideV w:val="single" w:sz="6" w:space="0" w:color="000000"/>
+        </w:tblBorders>
       </w:tblPr>
       <w:tblGrid>
         <w:gridCol w:w="2209"/>
@@ -9229,6 +10181,7 @@
     </w:p>
     <w:p>
       <w:pPr>
+        <w:pageBreakBefore/>
         <w:spacing w:before="320" w:after="160" w:line="360" w:lineRule="auto"/>
       </w:pPr>
       <w:r>
@@ -9617,8 +10570,16 @@
     <w:tbl>
       <w:tblPr>
         <w:tblW w:type="auto" w:w="0"/>
+        <w:tblLook w:firstColumn="1" w:firstRow="1" w:lastColumn="0" w:lastRow="0" w:noHBand="0" w:noVBand="1" w:val="04A0"/>
         <w:jc w:val="center"/>
-        <w:tblLook w:firstColumn="1" w:firstRow="1" w:lastColumn="0" w:lastRow="0" w:noHBand="0" w:noVBand="1" w:val="04A0"/>
+        <w:tblBorders>
+          <w:top w:val="single" w:sz="6" w:space="0" w:color="000000"/>
+          <w:left w:val="single" w:sz="6" w:space="0" w:color="000000"/>
+          <w:bottom w:val="single" w:sz="6" w:space="0" w:color="000000"/>
+          <w:right w:val="single" w:sz="6" w:space="0" w:color="000000"/>
+          <w:insideH w:val="single" w:sz="6" w:space="0" w:color="000000"/>
+          <w:insideV w:val="single" w:sz="6" w:space="0" w:color="000000"/>
+        </w:tblBorders>
       </w:tblPr>
       <w:tblGrid>
         <w:gridCol w:w="2209"/>
@@ -10031,6 +10992,7 @@
     </w:p>
     <w:p>
       <w:pPr>
+        <w:pageBreakBefore/>
         <w:spacing w:before="320" w:after="160" w:line="360" w:lineRule="auto"/>
       </w:pPr>
       <w:r>
@@ -10503,6 +11465,7 @@
     </w:p>
     <w:p>
       <w:pPr>
+        <w:pageBreakBefore/>
         <w:spacing w:before="320" w:after="160" w:line="360" w:lineRule="auto"/>
       </w:pPr>
       <w:r>
@@ -10530,6 +11493,7 @@
     </w:p>
     <w:p>
       <w:pPr>
+        <w:pageBreakBefore/>
         <w:spacing w:before="320" w:after="160" w:line="360" w:lineRule="auto"/>
       </w:pPr>
       <w:r>
@@ -10558,15 +11522,15 @@
     <w:tbl>
       <w:tblPr>
         <w:tblW w:type="auto" w:w="0"/>
+        <w:tblLook w:firstColumn="1" w:firstRow="1" w:lastColumn="0" w:lastRow="0" w:noHBand="0" w:noVBand="1" w:val="04A0"/>
         <w:jc w:val="center"/>
-        <w:tblLook w:firstColumn="1" w:firstRow="1" w:lastColumn="0" w:lastRow="0" w:noHBand="0" w:noVBand="1" w:val="04A0"/>
         <w:tblBorders>
-          <w:top w:val="single" w:sz="12" w:space="0" w:color="000000"/>
-          <w:bottom w:val="single" w:sz="12" w:space="0" w:color="000000"/>
-          <w:left w:val="nil"/>
-          <w:right w:val="nil"/>
-          <w:insideH w:val="nil"/>
-          <w:insideV w:val="nil"/>
+          <w:top w:val="single" w:sz="6" w:space="0" w:color="000000"/>
+          <w:left w:val="single" w:sz="6" w:space="0" w:color="000000"/>
+          <w:bottom w:val="single" w:sz="6" w:space="0" w:color="000000"/>
+          <w:right w:val="single" w:sz="6" w:space="0" w:color="000000"/>
+          <w:insideH w:val="single" w:sz="6" w:space="0" w:color="000000"/>
+          <w:insideV w:val="single" w:sz="6" w:space="0" w:color="000000"/>
         </w:tblBorders>
       </w:tblPr>
       <w:tblGrid>
@@ -11066,6 +12030,7 @@
       <w:pgSz w:w="12240" w:h="15840"/>
       <w:pgMar w:top="1440" w:right="1701" w:bottom="1440" w:left="1701" w:header="720" w:footer="720" w:gutter="0"/>
       <w:cols w:space="720"/>
+      <w:titlePg/>
       <w:docGrid w:linePitch="360"/>
     </w:sectPr>
   </w:body>
@@ -11081,12 +12046,13 @@
     </w:pPr>
     <w:r>
       <w:rPr>
-        <w:rFonts w:ascii="Times New Roman" w:hAnsi="Times New Roman" w:eastAsia="宋体"/>
-        <w:b w:val="0"/>
+        <w:rFonts w:ascii="Times New Roman" w:hAnsi="Times New Roman"/>
         <w:sz w:val="18"/>
       </w:rPr>
       <w:fldChar w:fldCharType="begin"/>
-      <w:instrText xml:space="preserve">PAGE</w:instrText>
+      <w:instrText xml:space="preserve"> PAGE </w:instrText>
+      <w:fldChar w:fldCharType="separate"/>
+      <w:t>1</w:t>
       <w:fldChar w:fldCharType="end"/>
     </w:r>
   </w:p>

--- a/案例报告.docx
+++ b/案例报告.docx
@@ -954,20 +954,7 @@
           <w:b/>
           <w:sz w:val="24"/>
         </w:rPr>
-        <w:t>摘要：</w:t>
-      </w:r>
-    </w:p>
-    <w:p>
-      <w:pPr>
-        <w:spacing w:after="0" w:line="360" w:lineRule="auto"/>
-      </w:pPr>
-      <w:r>
-        <w:rPr>
-          <w:rFonts w:ascii="Times New Roman" w:hAnsi="Times New Roman" w:eastAsia="宋体"/>
-          <w:b w:val="0"/>
-          <w:sz w:val="24"/>
-        </w:rPr>
-        <w:t>大模型投研工作台每日输出买/卖观点与置信度，但“信号配多大仓位”这一直接决定账户损益与回撤的转化环节，长期缺乏可训练、可考核、可复现的实验环境。本文构建虚拟仿真条件下的受控对照实验：以 28 只沪深大盘蓝筹 2024-01-02 至 2025-10-28 共 410 个交易日的真实公开行情为沙盘，以固定随机种子（20261029）透明注入 6910 条 AI 选股信号，在统一规则约束（单边成本 5bp、个股上限 20%、总仓上限 100% 为硬约束；回撤触线 -6% 为软干预）下比较多策略对照（满仓等权 A、置信度分档 B、1/4 凯利+回撤干预 C），依次做了样本外检验、参数敏感性与反事实分析。结果表明：置信度均值 0.871 而真实命中率约 54% 且分桶无单调性，校准失败的置信度不能驱动仓位；交易成本是仓位决策的一等公民（A 组年化成本拖累 8.8%，C 组 4.3%）；风险预算干预是有条件的保险，其价值随仓位规模上升而显现。拓展分析还发现：策略排序是成本的函数，单边成本升至 10bp 时 C 组夏普反超 A、B 组；对置信度做样本内分桶再校准可将样本外平均校准误差从 0.221 降至 0.089，但桶间区分度不变——“校准能修复模型说的，修不了模型知的”。五项稳健性检验还显示：块状自助法下组间收益差异不显著但回撤优势稳健，凸性冲击下低换手规则优势扩大，20 日动量真实信号替换后框架依然成立。全部结果可由所附代码一键复现。</w:t>
+        <w:t>摘要：大模型投研工作台已能批量产出选股信号，但“信号给出之后该买多少”——从信号到资金的仓位决策——长期缺乏可训练、可考核的训练环境。本案例以 28 只沪深大盘蓝筹 410 个交易日的真实公开行情为沙盘，透明注入 6910 条固定种子 AI 信号（种子 20261029，全程可复现），冻结信号、只变仓位规则，构建满仓等权、置信度分档、1/4 凯利+回撤干预三组受控对照，并统一施加 5bp 单边成本、6% 回撤预算与 20% 个股上限硬约束，递进回答五个问题：仓位规则如何改变风险形态与成本结构（满仓组年化成本拖累 8.8%，风险预算组以一半换手把回撤从 -12.4% 压至 -9.3%）；AI 置信度能否直接驱动仓位（均值 0.87 对真实命中 54%，再校准把误差从 0.221 降至 0.089）；干预价值随仓位规模如何变化（反事实与敏感性网格）；回撤预算线设在哪里最优；以及满仓组样本外年化 41.3% 的贝塔本质（同窗零成本贝塔基准达 64.7%）。在基线之上，案例以五项稳健性检验与平均敞口匹配基准主动自我证伪，给出“敞口＞分散度＞触发干预”的三层排序；凸性冲击下风险预算组卡玛 0.88 为对照组两倍；因子化诊断（IC 0.062）与成本扫描把结论锚定在真实市场结构上。教学设计内嵌开篇七问与投资者画像问卷、金融学八层框架定位、交互式参数实验室与面向金融数字孪生的研究路线；run_all.py 一键复现全部表格图形，vx_verify.py 以 24/24 数字锚点验收。适用于投资学、量化投资与金融风险管理等课程的分层教学。</w:t>
       </w:r>
     </w:p>
     <w:p>
@@ -1026,7 +1013,7 @@
           <w:color w:val="475569"/>
           <w:sz w:val="24"/>
         </w:rPr>
-        <w:t>Large language model research platforms now emit daily buy/sell calls with confidence scores, yet the mapping from signals to position sizes—the last mile of the AI-driven decision chain—remains untrained. We build a controlled virtual-simulation experiment: 410 trading days of real, publicly verifiable quotes for 28 CSI large-cap stocks, into which 6,910 transparently simulated AI signals (fixed seed 20261029) are injected. Three position-sizing rules—full equal-weight (A), confidence-tiered (B), and quarter-Kelly with drawdown intervention (C)—are compared under identical hard constraints (5bp cost, 20% single-stock cap, 100% gross cap, -6% drawdown budget), with out-of-sample validation, parameter sensitivity, counterfactual analysis and a full reproducibility chain. Confidence proves poorly calibrated (mean 0.871 versus about 54% realized accuracy), transaction cost emerges as a first-class citizen (8.8% annual drag for A versus 4.3% for C), and risk-budget intervention behaves as priced insurance whose value rises with position scale. Two extensions sharpen the lessons: a cost scan shows the strategy ranking inverts at 10bp, and a recalibration loop (in-sample bucket rates applied out-of-sample) cuts mean calibration error from 0.221 to 0.089 while leaving bucket-level discrimination unchanged—calibration fixes what the model says, not what it knows.</w:t>
+        <w:t>Large-model research platforms now generate stock signals at scale, yet the position-sizing decision that converts a signal into capital remains outside any trainable, assessable curriculum. Using 410 trading days of real public quotes for 28 CSI large-cap blue chips as a sandbox, this case transparently injects 6,910 fixed-seed AI signals (seed 20261029, fully reproducible), freezes signals, and varies only position rules across three controlled arms—full equal-weight, confidence-tiered, and quarter-Kelly with drawdown intervention—under uniform constraints of 5 bp costs, a 6% drawdown budget, and a 20% single-stock cap. The experiment answers five questions in sequence: how sizing reshapes risk and costs (full-exposure cost drag 8.8% vs 4.3%; drawdown compressed from -12.4% to -9.3% at half the turnover); whether raw AI confidence can drive sizing (0.87 mean versus 54% realized hit rate; recalibration 0.221 to 0.089); what intervention is worth (counterfactuals and grids); where to set the budget line; and the beta nature of the 41.3% out-of-sample annualized return (a zero-cost equal-weight benchmark reached 64.7% over the same window). Five robustness checks and an exposure-matched benchmark actively falsify the design, yielding the ordering exposure &gt; diversification &gt; intervention; under convex impact the risk-budgeted arm doubles the Calmar of controls (0.88). The case embeds the seven opening questions, an investor-profile questionnaire, an eight-layer finance framework, an interactive parameter laboratory, and a financial-digital-twin research roadmap; run_all.py reproduces every table, and vx_verify.py certifies 24/24 numeric anchors.</w:t>
       </w:r>
     </w:p>
     <w:p>
